--- a/1-Introduction/PortfolioAllocation_paolo_impruvements/structural_priors/FINAL_RESULTS_SUMMARY.docx
+++ b/1-Introduction/PortfolioAllocation_paolo_impruvements/structural_priors/FINAL_RESULTS_SUMMARY.docx
@@ -7,7 +7,7 @@
         <w:pStyle w:val="Title"/>
       </w:pPr>
       <w:r>
-        <w:t>PPO Portfolio Allocation Triage — Session Summary</w:t>
+        <w:t>PPO Portfolio Allocation Triage — Session Summary (Revised)</w:t>
       </w:r>
     </w:p>
     <w:p>
@@ -18,7 +18,25 @@
         <w:rPr>
           <w:i/>
         </w:rPr>
-        <w:t>Universe: 13 sector ETFs plus a synthetic CASH asset (N=14). Evaluation window: 2020-07-01 to 2026-05-19 (5.9 years, T=1477 daily bars). Generated 2026-06-10.</w:t>
+        <w:t>Universe: 13 sector ETFs plus a synthetic CASH asset (N=14). Evaluation window: 2020-07-01 to 2026-05-19 (5.9 years, T=1477 daily bars). Revised 2026-06-11 after analyst review caught a benchmark mis-specification that produced spurious pipeline-pathology findings in the first version.</w:t>
+      </w:r>
+    </w:p>
+    <w:p>
+      <w:pPr>
+        <w:pStyle w:val="Heading1"/>
+      </w:pPr>
+      <w:r>
+        <w:t>0. What changed in this revision</w:t>
+      </w:r>
+    </w:p>
+    <w:p>
+      <w:r>
+        <w:t>The first version of this memo concluded that the pipeline exhibits a structural negative bias and inverts signals. On analyst review, this was incorrect. The active-statistics block in 03_backtest.py benchmarked against EqualWeight (a cash-free, fully invested strategy), but the PPO agent has CASH as one of its 14 allocatable assets and structurally holds approximately 6.4 to 7.3 percent in cash across phases. Comparing a cash-holding strategy to a cash-free benchmark during a period in which risk assets compounded approximately 80 percent mechanically produces an IR of approximately negative 1 with a significant t-statistic, purely from the cash exposure, with zero correlation to any feature signal.</w:t>
+      </w:r>
+    </w:p>
+    <w:p>
+      <w:r>
+        <w:t>The correct apples-to-apples benchmark is EqualWeight_w_Cash, which is also fully invested but holds 1/(M+1) in CASH alongside 1/M in each risky asset. The 03_backtest.py script has been patched to use it automatically when cash is enabled, and a cash-drag decomposition block has been added that prints both IRs side-by-side so the drag is visible. All four phases were re-backtested without retraining. The revised numbers and conclusions are below.</w:t>
       </w:r>
     </w:p>
     <w:p>
@@ -31,22 +49,17 @@
     </w:p>
     <w:p>
       <w:r>
-        <w:t>This session ran a four-phase triage to determine whether a PPO-based active portfolio allocator can outperform a daily-rebalanced equal-weight (EW) baseline on a 13-ETF plus CASH universe. The triage closed every structural layer that could plausibly explain the agent's persistent near-EW behaviour: action-space geometry, reward shape, discount horizon, model selection criterion, decision frequency, and turnover penalisation. It then ran the analyst-mandated calibration tests on synthetic data with known properties.</w:t>
+        <w:t>This session ran a four-phase triage to determine whether a PPO-based active portfolio allocator can outperform a daily-rebalanced equal-weight (EW) baseline on a 13-ETF plus CASH universe. The triage closed every structural layer that could plausibly explain the agent's persistent near-EW behaviour: action space geometry, reward shape, discount horizon, model selection criterion, decision frequency, and turnover penalisation. It then ran the analyst-mandated calibration tests on synthetic data with known properties.</w:t>
       </w:r>
     </w:p>
     <w:p>
       <w:r>
-        <w:t>The headline finding is not what was expected. On synthetic data with PLANTED information coefficient (IC) of zero — that is, pure noise with no extractable cross-sectional signal — the pipeline produces an Information Ratio (IR) of negative 1.05 with a Newey-West p-value of 0.007. The pipeline therefore exhibits a structural negative bias on data that mathematically cannot carry signal. Both real-data results (daily Phase 1 IR = negative 0.72; weekly Phase 4 IR = negative 0.97) sit within this negative-bias band. The earlier interpretation that 'PPO actively hurts vs EW' is therefore not supported: the real-data negative IR is consistent with anywhere from no signal in the features to substantial positive signal that the pipeline corrupts.</w:t>
+        <w:t>With the corrected EqualWeight_w_Cash benchmark, the four ensemble outcomes are all statistically indistinguishable from zero IR. The placebo result (synthetic IC = 0) confirms pipeline calibration: noise input produces noise output. The IC = 0.40 strong-signal test (realised cross-sectional rank-IC approximately 0.37 at rebalance days) produces approximately the same null result as the placebo, against a perfect-information theoretical ceiling of approximately plus 20 IR. The pipeline does not extract a substantial planted signal, but it does not invert one either.</w:t>
       </w:r>
     </w:p>
     <w:p>
       <w:r>
-        <w:t>An additional test with a strong planted signal (target IC 0.40, realised on the trade slice 0.20) produced IR negative 1.32. The theoretical achievable IR at realised IC 0.20 from a perfect-information weekly strategy is plus 10.27 (Monte Carlo over 2000 paths). The pipeline's recovery efficiency is therefore negative 12.9 percent at the strong-signal level: not just losing signal, but inverting its sign.</w:t>
-      </w:r>
-    </w:p>
-    <w:p>
-      <w:r>
-        <w:t>The deployable answer is EqualWeight_w_Cash (annualised Sharpe 1.103, cumulative return 72.60 percent, maximum drawdown negative 14.97 percent), supported now by methodology rather than by an 'active management is anti-edge' claim that the placebo cannot support.</w:t>
+        <w:t>The deployable answer is EqualWeight_w_Cash with the turbulence gate as a tail-risk overlay. Annualised Sharpe 1.103, cumulative return 72.60 percent, maximum drawdown negative 14.97 percent. PPO does not materially differ from it under any tested configuration, and the pipeline cannot demonstrate detection capacity at realised IC up to 0.37 in this design.</w:t>
       </w:r>
     </w:p>
     <w:p>
@@ -59,7 +72,7 @@
     </w:p>
     <w:p>
       <w:r>
-        <w:t>Every code change in this session is captured in eight commits to the structural_priors folder. The list below summarises what each script now does relative to the start of the session.</w:t>
+        <w:t>Every code change in this session is captured in the git history of the structural_priors folder. The list below summarises what each script now does relative to the start of the session.</w:t>
       </w:r>
     </w:p>
     <w:tbl>
@@ -195,7 +208,7 @@
           </w:tcPr>
           <w:p>
             <w:r>
-              <w:t>modified</w:t>
+              <w:t>modified (revised)</w:t>
             </w:r>
           </w:p>
         </w:tc>
@@ -205,7 +218,7 @@
           </w:tcPr>
           <w:p>
             <w:r>
-              <w:t>Added compute_active_stats(): per-strategy daily active return mean (bps), tracking error (bps), annualised IR, iid paired t and two-sided p, and Newey-West HAC-adjusted t and p with lag floor(N^(1/4)). The stage 3 output now prints an 'Active-return statistics vs EqualWeight' block and, when multiple seeds are trained, a 'Per-seed IR distribution' block with min, max, sd, and +/- sign count across seeds.</w:t>
+              <w:t>Added compute_active_stats(): per-strategy daily active return mean (bps), tracking error (bps), annualised IR, iid paired t and two-sided p, and Newey-West HAC-adjusted t and p with lag floor(N^(1/4)). REVISION 2026-06-11: the active-stats benchmark now defaults to EqualWeight_w_Cash when cash is enabled (was EqualWeight). Added cash-drag decomposition block that prints IR vs both EW variants side-by-side with the delta, so the cash drag is always visible. Per-seed IR dispersion block now also benchmarks against EqualWeight_w_Cash.</w:t>
             </w:r>
           </w:p>
         </w:tc>
@@ -397,7 +410,7 @@
           </w:tcPr>
           <w:p>
             <w:r>
-              <w:t>Phase 3b generator. Loads the real OHLCV panel, block-bootstraps it on the date index (block length 20 days) to preserve cross-sectional correlation and volatility clustering, plants an alpha_signal column whose cross-sectional rank-correlation with the next-week cumulative return is set to a target IC, recomputes all derived features through the same pipeline as 01_get_data.py, and writes synthetic_*.pkl. Prints the realised IC for sanity validation.</w:t>
+              <w:t>Phase 3b generator. Loads the real OHLCV panel, block-bootstraps it on the date index (block length 20 days) to preserve cross-sectional correlation and volatility clustering, plants an alpha_signal column whose cross-sectional rank-correlation with the next-week cumulative return is set to a target IC. The generator's internal smoke test reports realised IC averaged across rebalance days: placebo 0.009, IC=0.40 arm 0.374 — both within ~6% relative of target.</w:t>
             </w:r>
           </w:p>
         </w:tc>
@@ -796,12 +809,12 @@
         <w:pStyle w:val="Heading1"/>
       </w:pPr>
       <w:r>
-        <w:t>4. Headline Results</w:t>
+        <w:t>4. Corrected Headline Results</w:t>
       </w:r>
     </w:p>
     <w:p>
       <w:r>
-        <w:t>All phases ran to completion. The following table consolidates the ensemble outcomes against the analyst's pre-registrations.</w:t>
+        <w:t>All phases were re-backtested against EqualWeight_w_Cash. None of the four ensemble IRs is statistically distinguishable from zero (all p_NW &gt; 0.19). The pipeline behaves consistently with noise across all four arms — including the IC = 0.40 strong-signal arm, which confirms the pipeline does not extract signal at realised cross-sectional rank-IC up to approximately 0.37.</w:t>
       </w:r>
     </w:p>
     <w:tbl>
@@ -853,7 +866,7 @@
               <w:rPr>
                 <w:b/>
               </w:rPr>
-              <w:t>Ensemble IR vs EW</w:t>
+              <w:t>Ensemble IR vs EW_w_Cash</w:t>
             </w:r>
           </w:p>
         </w:tc>
@@ -879,7 +892,7 @@
               <w:rPr>
                 <w:b/>
               </w:rPr>
-              <w:t>Per-seed IR signs (+/-)</w:t>
+              <w:t>Per-seed signs (+/-)</w:t>
             </w:r>
           </w:p>
         </w:tc>
@@ -911,7 +924,7 @@
           </w:tcPr>
           <w:p>
             <w:r>
-              <w:t>-0.723</w:t>
+              <w:t>+0.323</w:t>
             </w:r>
           </w:p>
         </w:tc>
@@ -921,7 +934,7 @@
           </w:tcPr>
           <w:p>
             <w:r>
-              <w:t>-1.89 (0.059)</w:t>
+              <w:t>+0.92 (0.359)</w:t>
             </w:r>
           </w:p>
         </w:tc>
@@ -931,7 +944,7 @@
           </w:tcPr>
           <w:p>
             <w:r>
-              <w:t>1 / 4</w:t>
+              <w:t>3 / 2</w:t>
             </w:r>
           </w:p>
         </w:tc>
@@ -963,7 +976,7 @@
           </w:tcPr>
           <w:p>
             <w:r>
-              <w:t>-0.966</w:t>
+              <w:t>+0.517</w:t>
             </w:r>
           </w:p>
         </w:tc>
@@ -973,7 +986,7 @@
           </w:tcPr>
           <w:p>
             <w:r>
-              <w:t>-2.44 (0.015)</w:t>
+              <w:t>+1.29 (0.196)</w:t>
             </w:r>
           </w:p>
         </w:tc>
@@ -983,7 +996,7 @@
           </w:tcPr>
           <w:p>
             <w:r>
-              <w:t>1 / 4</w:t>
+              <w:t>3 / 2</w:t>
             </w:r>
           </w:p>
         </w:tc>
@@ -1015,7 +1028,7 @@
           </w:tcPr>
           <w:p>
             <w:r>
-              <w:t>-1.046</w:t>
+              <w:t>+0.367</w:t>
             </w:r>
           </w:p>
         </w:tc>
@@ -1025,7 +1038,59 @@
           </w:tcPr>
           <w:p>
             <w:r>
-              <w:t>-2.68 (0.007)</w:t>
+              <w:t>+0.92 (0.359)</w:t>
+            </w:r>
+          </w:p>
+        </w:tc>
+        <w:tc>
+          <w:tcPr>
+            <w:tcW w:type="dxa" w:w="1994"/>
+          </w:tcPr>
+          <w:p>
+            <w:r>
+              <w:t>1 / 1</w:t>
+            </w:r>
+          </w:p>
+        </w:tc>
+      </w:tr>
+      <w:tr>
+        <w:tc>
+          <w:tcPr>
+            <w:tcW w:type="dxa" w:w="1994"/>
+          </w:tcPr>
+          <w:p>
+            <w:r>
+              <w:t>Phase 3 IC = 0.40</w:t>
+            </w:r>
+          </w:p>
+        </w:tc>
+        <w:tc>
+          <w:tcPr>
+            <w:tcW w:type="dxa" w:w="1994"/>
+          </w:tcPr>
+          <w:p>
+            <w:r>
+              <w:t>Synthetic realised IC = 0.37 at rebalance days, 2 seeds</w:t>
+            </w:r>
+          </w:p>
+        </w:tc>
+        <w:tc>
+          <w:tcPr>
+            <w:tcW w:type="dxa" w:w="1994"/>
+          </w:tcPr>
+          <w:p>
+            <w:r>
+              <w:t>-0.214</w:t>
+            </w:r>
+          </w:p>
+        </w:tc>
+        <w:tc>
+          <w:tcPr>
+            <w:tcW w:type="dxa" w:w="1994"/>
+          </w:tcPr>
+          <w:p>
+            <w:r>
+              <w:t>-0.54 (0.590)</w:t>
             </w:r>
           </w:p>
         </w:tc>
@@ -1047,59 +1112,7 @@
           </w:tcPr>
           <w:p>
             <w:r>
-              <w:t>Phase 3 IC = 0.40</w:t>
-            </w:r>
-          </w:p>
-        </w:tc>
-        <w:tc>
-          <w:tcPr>
-            <w:tcW w:type="dxa" w:w="1994"/>
-          </w:tcPr>
-          <w:p>
-            <w:r>
-              <w:t>Synthetic realised IC = 0.20, 2 seeds</w:t>
-            </w:r>
-          </w:p>
-        </w:tc>
-        <w:tc>
-          <w:tcPr>
-            <w:tcW w:type="dxa" w:w="1994"/>
-          </w:tcPr>
-          <w:p>
-            <w:r>
-              <w:t>-1.322</w:t>
-            </w:r>
-          </w:p>
-        </w:tc>
-        <w:tc>
-          <w:tcPr>
-            <w:tcW w:type="dxa" w:w="1994"/>
-          </w:tcPr>
-          <w:p>
-            <w:r>
-              <w:t>-3.29 (0.001)</w:t>
-            </w:r>
-          </w:p>
-        </w:tc>
-        <w:tc>
-          <w:tcPr>
-            <w:tcW w:type="dxa" w:w="1994"/>
-          </w:tcPr>
-          <w:p>
-            <w:r>
-              <w:t>0 / 2</w:t>
-            </w:r>
-          </w:p>
-        </w:tc>
-      </w:tr>
-      <w:tr>
-        <w:tc>
-          <w:tcPr>
-            <w:tcW w:type="dxa" w:w="1994"/>
-          </w:tcPr>
-          <w:p>
-            <w:r>
-              <w:t>3a theoretical at IC 0.20</w:t>
+              <w:t>3a theoretical at IC = 0.20</w:t>
             </w:r>
           </w:p>
         </w:tc>
@@ -1129,7 +1142,7 @@
           </w:tcPr>
           <w:p>
             <w:r>
-              <w:t>Not applicable</w:t>
+              <w:t>N/A</w:t>
             </w:r>
           </w:p>
         </w:tc>
@@ -1139,7 +1152,7 @@
           </w:tcPr>
           <w:p>
             <w:r>
-              <w:t>Not applicable</w:t>
+              <w:t>N/A</w:t>
             </w:r>
           </w:p>
         </w:tc>
@@ -1151,7 +1164,7 @@
           </w:tcPr>
           <w:p>
             <w:r>
-              <w:t>3a theoretical at IC 0.40</w:t>
+              <w:t>3a theoretical at IC = 0.40</w:t>
             </w:r>
           </w:p>
         </w:tc>
@@ -1181,7 +1194,7 @@
           </w:tcPr>
           <w:p>
             <w:r>
-              <w:t>Not applicable</w:t>
+              <w:t>N/A</w:t>
             </w:r>
           </w:p>
         </w:tc>
@@ -1191,7 +1204,7 @@
           </w:tcPr>
           <w:p>
             <w:r>
-              <w:t>Not applicable</w:t>
+              <w:t>N/A</w:t>
             </w:r>
           </w:p>
         </w:tc>
@@ -1199,8 +1212,16 @@
     </w:tbl>
     <w:p/>
     <w:p>
+      <w:pPr>
+        <w:pStyle w:val="Heading1"/>
+      </w:pPr>
       <w:r>
-        <w:t>Key per-seed numbers for the multi-seed arms are below. The Phase 1 and Phase 4 arms each show a wide spread across seeds, with most seeds individually negative at p_NW below 0.05, and a single positive outlier in each. The Phase 3 arms show tightly clustered negative values around negative 1, consistent with a structural pipeline effect rather than seed-specific overfit.</w:t>
+        <w:t>5. Cash-Drag Decomposition (the analyst's catch)</w:t>
+      </w:r>
+    </w:p>
+    <w:p>
+      <w:r>
+        <w:t>The table below is the headline diagnostic of the revision. It shows each phase's IR against both the OLD (cash-free EW) and NEW (cash-inclusive EW_w_Cash) benchmarks, plus the delta. The delta in every case is approximately negative 1 to negative 1.5, consistent with the agent's average cash weight of approximately 6.4 to 7.3 percent and the cash-versus-risky-asset return gap over the period. The EqualWeight_w_Cash benchmark itself shows the same magnitude of negative IR against cash-free EW — a strategy with literally zero skill, so the negative IR is purely deterministic.</w:t>
       </w:r>
     </w:p>
     <w:tbl>
@@ -1238,7 +1259,7 @@
               <w:rPr>
                 <w:b/>
               </w:rPr>
-              <w:t>Per-seed IRs</w:t>
+              <w:t>IR vs EW (no cash) — OLD</w:t>
             </w:r>
           </w:p>
         </w:tc>
@@ -1251,7 +1272,7 @@
               <w:rPr>
                 <w:b/>
               </w:rPr>
-              <w:t>Mean</w:t>
+              <w:t>IR vs EW_w_Cash — NEW</w:t>
             </w:r>
           </w:p>
         </w:tc>
@@ -1264,7 +1285,7 @@
               <w:rPr>
                 <w:b/>
               </w:rPr>
-              <w:t>SD</w:t>
+              <w:t>Delta (cash drag)</w:t>
             </w:r>
           </w:p>
         </w:tc>
@@ -1286,7 +1307,7 @@
           </w:tcPr>
           <w:p>
             <w:r>
-              <w:t>-1.00, -1.16, -1.92, +0.41, -0.44</w:t>
+              <w:t>-0.723</w:t>
             </w:r>
           </w:p>
         </w:tc>
@@ -1296,7 +1317,7 @@
           </w:tcPr>
           <w:p>
             <w:r>
-              <w:t>-0.822</w:t>
+              <w:t>+0.323</w:t>
             </w:r>
           </w:p>
         </w:tc>
@@ -1306,7 +1327,7 @@
           </w:tcPr>
           <w:p>
             <w:r>
-              <w:t>0.868</w:t>
+              <w:t>-1.046</w:t>
             </w:r>
           </w:p>
         </w:tc>
@@ -1328,7 +1349,7 @@
           </w:tcPr>
           <w:p>
             <w:r>
-              <w:t>-0.86, -0.85, -1.65, +0.28, -1.23</w:t>
+              <w:t>-0.966</w:t>
             </w:r>
           </w:p>
         </w:tc>
@@ -1338,7 +1359,7 @@
           </w:tcPr>
           <w:p>
             <w:r>
-              <w:t>-0.862</w:t>
+              <w:t>+0.517</w:t>
             </w:r>
           </w:p>
         </w:tc>
@@ -1348,7 +1369,7 @@
           </w:tcPr>
           <w:p>
             <w:r>
-              <w:t>0.717</w:t>
+              <w:t>-1.484</w:t>
             </w:r>
           </w:p>
         </w:tc>
@@ -1370,7 +1391,7 @@
           </w:tcPr>
           <w:p>
             <w:r>
-              <w:t>-0.68, -1.25</w:t>
+              <w:t>-1.046</w:t>
             </w:r>
           </w:p>
         </w:tc>
@@ -1380,7 +1401,7 @@
           </w:tcPr>
           <w:p>
             <w:r>
-              <w:t>-0.965</w:t>
+              <w:t>+0.367</w:t>
             </w:r>
           </w:p>
         </w:tc>
@@ -1390,7 +1411,7 @@
           </w:tcPr>
           <w:p>
             <w:r>
-              <w:t>0.402</w:t>
+              <w:t>-1.413</w:t>
             </w:r>
           </w:p>
         </w:tc>
@@ -1412,7 +1433,7 @@
           </w:tcPr>
           <w:p>
             <w:r>
-              <w:t>-1.30, -1.18</w:t>
+              <w:t>-1.322</w:t>
             </w:r>
           </w:p>
         </w:tc>
@@ -1422,7 +1443,7 @@
           </w:tcPr>
           <w:p>
             <w:r>
-              <w:t>-1.241</w:t>
+              <w:t>-0.214</w:t>
             </w:r>
           </w:p>
         </w:tc>
@@ -1432,7 +1453,357 @@
           </w:tcPr>
           <w:p>
             <w:r>
-              <w:t>0.081</w:t>
+              <w:t>-1.107</w:t>
+            </w:r>
+          </w:p>
+        </w:tc>
+      </w:tr>
+      <w:tr>
+        <w:tc>
+          <w:tcPr>
+            <w:tcW w:type="dxa" w:w="2493"/>
+          </w:tcPr>
+          <w:p>
+            <w:r>
+              <w:t>EW_w_Cash (zero-skill reference)</w:t>
+            </w:r>
+          </w:p>
+        </w:tc>
+        <w:tc>
+          <w:tcPr>
+            <w:tcW w:type="dxa" w:w="2493"/>
+          </w:tcPr>
+          <w:p>
+            <w:r>
+              <w:t>-1.103</w:t>
+            </w:r>
+          </w:p>
+        </w:tc>
+        <w:tc>
+          <w:tcPr>
+            <w:tcW w:type="dxa" w:w="2493"/>
+          </w:tcPr>
+          <w:p>
+            <w:r>
+              <w:t>0.000 (= itself)</w:t>
+            </w:r>
+          </w:p>
+        </w:tc>
+        <w:tc>
+          <w:tcPr>
+            <w:tcW w:type="dxa" w:w="2493"/>
+          </w:tcPr>
+          <w:p>
+            <w:r>
+              <w:t>-1.103</w:t>
+            </w:r>
+          </w:p>
+        </w:tc>
+      </w:tr>
+    </w:tbl>
+    <w:p/>
+    <w:p>
+      <w:r>
+        <w:t>Average CASH weight per phase, computed from the saved weights files: Phase 1 = 6.64%, Phase 4 = 6.40%, placebo = 7.34%, IC=0.40 = 6.60%. All clustered near 7%, consistent with the structural drag mechanism.</w:t>
+      </w:r>
+    </w:p>
+    <w:p>
+      <w:pPr>
+        <w:pStyle w:val="Heading1"/>
+      </w:pPr>
+      <w:r>
+        <w:t>6. Per-Seed Dispersion (Corrected)</w:t>
+      </w:r>
+    </w:p>
+    <w:p>
+      <w:r>
+        <w:t>Per-seed numbers under the corrected benchmark. Phase 1 and Phase 4 show wide per-seed spread (most seeds within ±1 IR, one outlier below −1), but ensemble means and signs are roughly balanced between positive and negative. The IC = 0.40 arm has a notably tight cluster, both seeds slightly negative but both well within the placebo's noise band — that is, the pipeline does not distinguish IC = 0.37 strong signal from IC = 0 pure noise.</w:t>
+      </w:r>
+    </w:p>
+    <w:tbl>
+      <w:tblPr>
+        <w:tblStyle w:val="LightGrid-Accent1"/>
+        <w:tblW w:type="auto" w:w="0"/>
+        <w:tblLook w:firstColumn="1" w:firstRow="1" w:lastColumn="0" w:lastRow="0" w:noHBand="0" w:noVBand="1" w:val="04A0"/>
+      </w:tblPr>
+      <w:tblGrid>
+        <w:gridCol w:w="1994"/>
+        <w:gridCol w:w="1994"/>
+        <w:gridCol w:w="1994"/>
+        <w:gridCol w:w="1994"/>
+        <w:gridCol w:w="1994"/>
+      </w:tblGrid>
+      <w:tr>
+        <w:tc>
+          <w:tcPr>
+            <w:tcW w:type="dxa" w:w="1994"/>
+          </w:tcPr>
+          <w:p>
+            <w:r>
+              <w:rPr>
+                <w:b/>
+              </w:rPr>
+              <w:t>Phase</w:t>
+            </w:r>
+          </w:p>
+        </w:tc>
+        <w:tc>
+          <w:tcPr>
+            <w:tcW w:type="dxa" w:w="1994"/>
+          </w:tcPr>
+          <w:p>
+            <w:r>
+              <w:rPr>
+                <w:b/>
+              </w:rPr>
+              <w:t>Per-seed IRs vs EW_w_Cash</w:t>
+            </w:r>
+          </w:p>
+        </w:tc>
+        <w:tc>
+          <w:tcPr>
+            <w:tcW w:type="dxa" w:w="1994"/>
+          </w:tcPr>
+          <w:p>
+            <w:r>
+              <w:rPr>
+                <w:b/>
+              </w:rPr>
+              <w:t>Mean</w:t>
+            </w:r>
+          </w:p>
+        </w:tc>
+        <w:tc>
+          <w:tcPr>
+            <w:tcW w:type="dxa" w:w="1994"/>
+          </w:tcPr>
+          <w:p>
+            <w:r>
+              <w:rPr>
+                <w:b/>
+              </w:rPr>
+              <w:t>SD</w:t>
+            </w:r>
+          </w:p>
+        </w:tc>
+        <w:tc>
+          <w:tcPr>
+            <w:tcW w:type="dxa" w:w="1994"/>
+          </w:tcPr>
+          <w:p>
+            <w:r>
+              <w:rPr>
+                <w:b/>
+              </w:rPr>
+              <w:t>Signs +/-</w:t>
+            </w:r>
+          </w:p>
+        </w:tc>
+      </w:tr>
+      <w:tr>
+        <w:tc>
+          <w:tcPr>
+            <w:tcW w:type="dxa" w:w="1994"/>
+          </w:tcPr>
+          <w:p>
+            <w:r>
+              <w:t>Phase 1 (daily)</w:t>
+            </w:r>
+          </w:p>
+        </w:tc>
+        <w:tc>
+          <w:tcPr>
+            <w:tcW w:type="dxa" w:w="1994"/>
+          </w:tcPr>
+          <w:p>
+            <w:r>
+              <w:t>-0.66, +0.26, -1.59, +0.79, +0.13</w:t>
+            </w:r>
+          </w:p>
+        </w:tc>
+        <w:tc>
+          <w:tcPr>
+            <w:tcW w:type="dxa" w:w="1994"/>
+          </w:tcPr>
+          <w:p>
+            <w:r>
+              <w:t>-0.215</w:t>
+            </w:r>
+          </w:p>
+        </w:tc>
+        <w:tc>
+          <w:tcPr>
+            <w:tcW w:type="dxa" w:w="1994"/>
+          </w:tcPr>
+          <w:p>
+            <w:r>
+              <w:t>0.928</w:t>
+            </w:r>
+          </w:p>
+        </w:tc>
+        <w:tc>
+          <w:tcPr>
+            <w:tcW w:type="dxa" w:w="1994"/>
+          </w:tcPr>
+          <w:p>
+            <w:r>
+              <w:t>3 / 2</w:t>
+            </w:r>
+          </w:p>
+        </w:tc>
+      </w:tr>
+      <w:tr>
+        <w:tc>
+          <w:tcPr>
+            <w:tcW w:type="dxa" w:w="1994"/>
+          </w:tcPr>
+          <w:p>
+            <w:r>
+              <w:t>Phase 4 (weekly)</w:t>
+            </w:r>
+          </w:p>
+        </w:tc>
+        <w:tc>
+          <w:tcPr>
+            <w:tcW w:type="dxa" w:w="1994"/>
+          </w:tcPr>
+          <w:p>
+            <w:r>
+              <w:t>+0.06, +0.74, -1.09, +0.76, -0.63</w:t>
+            </w:r>
+          </w:p>
+        </w:tc>
+        <w:tc>
+          <w:tcPr>
+            <w:tcW w:type="dxa" w:w="1994"/>
+          </w:tcPr>
+          <w:p>
+            <w:r>
+              <w:t>-0.033</w:t>
+            </w:r>
+          </w:p>
+        </w:tc>
+        <w:tc>
+          <w:tcPr>
+            <w:tcW w:type="dxa" w:w="1994"/>
+          </w:tcPr>
+          <w:p>
+            <w:r>
+              <w:t>0.823</w:t>
+            </w:r>
+          </w:p>
+        </w:tc>
+        <w:tc>
+          <w:tcPr>
+            <w:tcW w:type="dxa" w:w="1994"/>
+          </w:tcPr>
+          <w:p>
+            <w:r>
+              <w:t>3 / 2</w:t>
+            </w:r>
+          </w:p>
+        </w:tc>
+      </w:tr>
+      <w:tr>
+        <w:tc>
+          <w:tcPr>
+            <w:tcW w:type="dxa" w:w="1994"/>
+          </w:tcPr>
+          <w:p>
+            <w:r>
+              <w:t>Phase 3 placebo</w:t>
+            </w:r>
+          </w:p>
+        </w:tc>
+        <w:tc>
+          <w:tcPr>
+            <w:tcW w:type="dxa" w:w="1994"/>
+          </w:tcPr>
+          <w:p>
+            <w:r>
+              <w:t>+0.61, -0.88</w:t>
+            </w:r>
+          </w:p>
+        </w:tc>
+        <w:tc>
+          <w:tcPr>
+            <w:tcW w:type="dxa" w:w="1994"/>
+          </w:tcPr>
+          <w:p>
+            <w:r>
+              <w:t>-0.134</w:t>
+            </w:r>
+          </w:p>
+        </w:tc>
+        <w:tc>
+          <w:tcPr>
+            <w:tcW w:type="dxa" w:w="1994"/>
+          </w:tcPr>
+          <w:p>
+            <w:r>
+              <w:t>1.054</w:t>
+            </w:r>
+          </w:p>
+        </w:tc>
+        <w:tc>
+          <w:tcPr>
+            <w:tcW w:type="dxa" w:w="1994"/>
+          </w:tcPr>
+          <w:p>
+            <w:r>
+              <w:t>1 / 1</w:t>
+            </w:r>
+          </w:p>
+        </w:tc>
+      </w:tr>
+      <w:tr>
+        <w:tc>
+          <w:tcPr>
+            <w:tcW w:type="dxa" w:w="1994"/>
+          </w:tcPr>
+          <w:p>
+            <w:r>
+              <w:t>Phase 3 IC = 0.40</w:t>
+            </w:r>
+          </w:p>
+        </w:tc>
+        <w:tc>
+          <w:tcPr>
+            <w:tcW w:type="dxa" w:w="1994"/>
+          </w:tcPr>
+          <w:p>
+            <w:r>
+              <w:t>-0.14, -0.31</w:t>
+            </w:r>
+          </w:p>
+        </w:tc>
+        <w:tc>
+          <w:tcPr>
+            <w:tcW w:type="dxa" w:w="1994"/>
+          </w:tcPr>
+          <w:p>
+            <w:r>
+              <w:t>-0.225</w:t>
+            </w:r>
+          </w:p>
+        </w:tc>
+        <w:tc>
+          <w:tcPr>
+            <w:tcW w:type="dxa" w:w="1994"/>
+          </w:tcPr>
+          <w:p>
+            <w:r>
+              <w:t>0.117</w:t>
+            </w:r>
+          </w:p>
+        </w:tc>
+        <w:tc>
+          <w:tcPr>
+            <w:tcW w:type="dxa" w:w="1994"/>
+          </w:tcPr>
+          <w:p>
+            <w:r>
+              <w:t>0 / 2</w:t>
             </w:r>
           </w:p>
         </w:tc>
@@ -1444,17 +1815,17 @@
         <w:pStyle w:val="Heading1"/>
       </w:pPr>
       <w:r>
-        <w:t>5. Raw Output Excerpts</w:t>
+        <w:t>7. Corrected Raw Output Excerpts</w:t>
       </w:r>
     </w:p>
     <w:p>
       <w:r>
-        <w:t>The following are excerpts of the actual stage-3 output for each phase, shown verbatim from the run logs.</w:t>
+        <w:t>Verbatim excerpts of the re-run stage-3 output for each phase, showing the new active-stats block + cash-drag decomposition.</w:t>
       </w:r>
     </w:p>
     <w:p>
       <w:r>
-        <w:t>Phase 1 (daily 5-seed):</w:t>
+        <w:t>Phase 1 (daily 5-seed) — corrected:</w:t>
       </w:r>
     </w:p>
     <w:p>
@@ -1463,7 +1834,7 @@
           <w:rFonts w:ascii="Consolas" w:hAnsi="Consolas"/>
           <w:sz w:val="18"/>
         </w:rPr>
-        <w:t>============================================================</w:t>
+        <w:t>Active-return statistics vs EqualWeight_w_Cash</w:t>
       </w:r>
     </w:p>
     <w:p>
@@ -1472,61 +1843,7 @@
           <w:rFonts w:ascii="Consolas" w:hAnsi="Consolas"/>
           <w:sz w:val="18"/>
         </w:rPr>
-        <w:t>Strategy          CumReturn     Sharpe      MaxDD</w:t>
-      </w:r>
-    </w:p>
-    <w:p>
-      <w:r>
-        <w:rPr>
-          <w:rFonts w:ascii="Consolas" w:hAnsi="Consolas"/>
-          <w:sz w:val="18"/>
-        </w:rPr>
-        <w:t>------------------------------------------------------------</w:t>
-      </w:r>
-    </w:p>
-    <w:p>
-      <w:r>
-        <w:rPr>
-          <w:rFonts w:ascii="Consolas" w:hAnsi="Consolas"/>
-          <w:sz w:val="18"/>
-        </w:rPr>
-        <w:t>PPO                  74.64%      1.084    -15.21%</w:t>
-      </w:r>
-    </w:p>
-    <w:p>
-      <w:r>
-        <w:rPr>
-          <w:rFonts w:ascii="Consolas" w:hAnsi="Consolas"/>
-          <w:sz w:val="18"/>
-        </w:rPr>
-        <w:t>MinVariance          16.61%      0.613    -12.77%</w:t>
-      </w:r>
-    </w:p>
-    <w:p>
-      <w:r>
-        <w:rPr>
-          <w:rFonts w:ascii="Consolas" w:hAnsi="Consolas"/>
-          <w:sz w:val="18"/>
-        </w:rPr>
-        <w:t>EqualWeight          79.67%      1.103    -16.05%</w:t>
-      </w:r>
-    </w:p>
-    <w:p>
-      <w:r>
-        <w:rPr>
-          <w:rFonts w:ascii="Consolas" w:hAnsi="Consolas"/>
-          <w:sz w:val="18"/>
-        </w:rPr>
-        <w:t>EqualWeight_w_Cash       72.60%      1.103    -14.97%</w:t>
-      </w:r>
-    </w:p>
-    <w:p>
-      <w:r>
-        <w:rPr>
-          <w:rFonts w:ascii="Consolas" w:hAnsi="Consolas"/>
-          <w:sz w:val="18"/>
-        </w:rPr>
-        <w:t>============================================================</w:t>
+        <w:t xml:space="preserve">  PPO:   Active_bps=+0.09  TE_bps=4.55  IR=+0.323  t_NW=+0.92  p_NW=0.359</w:t>
       </w:r>
     </w:p>
     <w:p>
@@ -1543,7 +1860,7 @@
           <w:rFonts w:ascii="Consolas" w:hAnsi="Consolas"/>
           <w:sz w:val="18"/>
         </w:rPr>
-        <w:t>PPO active vs EqualWeight (ensemble):</w:t>
+        <w:t>Cash-drag decomposition: IR vs both EW variants</w:t>
       </w:r>
     </w:p>
     <w:p>
@@ -1552,13 +1869,7 @@
           <w:rFonts w:ascii="Consolas" w:hAnsi="Consolas"/>
           <w:sz w:val="18"/>
         </w:rPr>
-        <w:t xml:space="preserve">  Active_bps = -0.20  TE_bps = 4.46  IR = -0.723  t_NW = -1.89  p_NW = 0.059</w:t>
-      </w:r>
-    </w:p>
-    <w:p/>
-    <w:p>
-      <w:r>
-        <w:t>Phase 4 (weekly 5-seed):</w:t>
+        <w:t xml:space="preserve">  Strategy                IR vs EW (no cash)   IR vs EW_w_Cash   Delta (= cash drag)</w:t>
       </w:r>
     </w:p>
     <w:p>
@@ -1567,7 +1878,13 @@
           <w:rFonts w:ascii="Consolas" w:hAnsi="Consolas"/>
           <w:sz w:val="18"/>
         </w:rPr>
-        <w:t>============================================================</w:t>
+        <w:t xml:space="preserve">  PPO                                -0.723             +0.323              -1.047</w:t>
+      </w:r>
+    </w:p>
+    <w:p/>
+    <w:p>
+      <w:r>
+        <w:t>Phase 4 (weekly 5-seed) — corrected:</w:t>
       </w:r>
     </w:p>
     <w:p>
@@ -1576,7 +1893,7 @@
           <w:rFonts w:ascii="Consolas" w:hAnsi="Consolas"/>
           <w:sz w:val="18"/>
         </w:rPr>
-        <w:t>Strategy          CumReturn     Sharpe      MaxDD</w:t>
+        <w:t>Active-return statistics vs EqualWeight_w_Cash</w:t>
       </w:r>
     </w:p>
     <w:p>
@@ -1585,52 +1902,7 @@
           <w:rFonts w:ascii="Consolas" w:hAnsi="Consolas"/>
           <w:sz w:val="18"/>
         </w:rPr>
-        <w:t>------------------------------------------------------------</w:t>
-      </w:r>
-    </w:p>
-    <w:p>
-      <w:r>
-        <w:rPr>
-          <w:rFonts w:ascii="Consolas" w:hAnsi="Consolas"/>
-          <w:sz w:val="18"/>
-        </w:rPr>
-        <w:t>PPO                  74.77%      1.093    -15.45%</w:t>
-      </w:r>
-    </w:p>
-    <w:p>
-      <w:r>
-        <w:rPr>
-          <w:rFonts w:ascii="Consolas" w:hAnsi="Consolas"/>
-          <w:sz w:val="18"/>
-        </w:rPr>
-        <w:t>MinVariance          16.61%      0.613    -12.77%</w:t>
-      </w:r>
-    </w:p>
-    <w:p>
-      <w:r>
-        <w:rPr>
-          <w:rFonts w:ascii="Consolas" w:hAnsi="Consolas"/>
-          <w:sz w:val="18"/>
-        </w:rPr>
-        <w:t>EqualWeight          79.67%      1.103    -16.05%</w:t>
-      </w:r>
-    </w:p>
-    <w:p>
-      <w:r>
-        <w:rPr>
-          <w:rFonts w:ascii="Consolas" w:hAnsi="Consolas"/>
-          <w:sz w:val="18"/>
-        </w:rPr>
-        <w:t>EqualWeight_w_Cash       72.60%      1.103    -14.97%</w:t>
-      </w:r>
-    </w:p>
-    <w:p>
-      <w:r>
-        <w:rPr>
-          <w:rFonts w:ascii="Consolas" w:hAnsi="Consolas"/>
-          <w:sz w:val="18"/>
-        </w:rPr>
-        <w:t>============================================================</w:t>
+        <w:t xml:space="preserve">  PPO:   Active_bps=+0.09  TE_bps=2.91  IR=+0.517  t_NW=+1.29  p_NW=0.196</w:t>
       </w:r>
     </w:p>
     <w:p>
@@ -1647,7 +1919,7 @@
           <w:rFonts w:ascii="Consolas" w:hAnsi="Consolas"/>
           <w:sz w:val="18"/>
         </w:rPr>
-        <w:t>PPO active vs EqualWeight (ensemble):</w:t>
+        <w:t>Cash-drag decomposition: IR vs both EW variants</w:t>
       </w:r>
     </w:p>
     <w:p>
@@ -1656,13 +1928,7 @@
           <w:rFonts w:ascii="Consolas" w:hAnsi="Consolas"/>
           <w:sz w:val="18"/>
         </w:rPr>
-        <w:t xml:space="preserve">  Active_bps = -0.20  TE_bps = 3.30  IR = -0.966  t_NW = -2.44  p_NW = 0.015</w:t>
-      </w:r>
-    </w:p>
-    <w:p/>
-    <w:p>
-      <w:r>
-        <w:t>Phase 3 placebo (synthetic IC = 0):</w:t>
+        <w:t xml:space="preserve">  Strategy                IR vs EW (no cash)   IR vs EW_w_Cash   Delta (= cash drag)</w:t>
       </w:r>
     </w:p>
     <w:p>
@@ -1671,7 +1937,13 @@
           <w:rFonts w:ascii="Consolas" w:hAnsi="Consolas"/>
           <w:sz w:val="18"/>
         </w:rPr>
-        <w:t>============================================================</w:t>
+        <w:t xml:space="preserve">  PPO                                -0.966             +0.517              -1.484</w:t>
+      </w:r>
+    </w:p>
+    <w:p/>
+    <w:p>
+      <w:r>
+        <w:t>Phase 3 placebo (synthetic IC = 0) — corrected:</w:t>
       </w:r>
     </w:p>
     <w:p>
@@ -1680,7 +1952,7 @@
           <w:rFonts w:ascii="Consolas" w:hAnsi="Consolas"/>
           <w:sz w:val="18"/>
         </w:rPr>
-        <w:t>Strategy          CumReturn     Sharpe      MaxDD</w:t>
+        <w:t>Active-return statistics vs EqualWeight_w_Cash</w:t>
       </w:r>
     </w:p>
     <w:p>
@@ -1689,52 +1961,7 @@
           <w:rFonts w:ascii="Consolas" w:hAnsi="Consolas"/>
           <w:sz w:val="18"/>
         </w:rPr>
-        <w:t>------------------------------------------------------------</w:t>
-      </w:r>
-    </w:p>
-    <w:p>
-      <w:r>
-        <w:rPr>
-          <w:rFonts w:ascii="Consolas" w:hAnsi="Consolas"/>
-          <w:sz w:val="18"/>
-        </w:rPr>
-        <w:t>PPO                  92.15%      1.198    -13.39%</w:t>
-      </w:r>
-    </w:p>
-    <w:p>
-      <w:r>
-        <w:rPr>
-          <w:rFonts w:ascii="Consolas" w:hAnsi="Consolas"/>
-          <w:sz w:val="18"/>
-        </w:rPr>
-        <w:t>MinVariance          16.35%      0.669    -11.81%</w:t>
-      </w:r>
-    </w:p>
-    <w:p>
-      <w:r>
-        <w:rPr>
-          <w:rFonts w:ascii="Consolas" w:hAnsi="Consolas"/>
-          <w:sz w:val="18"/>
-        </w:rPr>
-        <w:t>EqualWeight         100.39%      1.193    -14.16%</w:t>
-      </w:r>
-    </w:p>
-    <w:p>
-      <w:r>
-        <w:rPr>
-          <w:rFonts w:ascii="Consolas" w:hAnsi="Consolas"/>
-          <w:sz w:val="18"/>
-        </w:rPr>
-        <w:t>EqualWeight_w_Cash       91.08%      1.193    -13.20%</w:t>
-      </w:r>
-    </w:p>
-    <w:p>
-      <w:r>
-        <w:rPr>
-          <w:rFonts w:ascii="Consolas" w:hAnsi="Consolas"/>
-          <w:sz w:val="18"/>
-        </w:rPr>
-        <w:t>============================================================</w:t>
+        <w:t xml:space="preserve">  PPO:   Active_bps=+0.04  TE_bps=1.71  IR=+0.367  t_NW=+0.92  p_NW=0.359</w:t>
       </w:r>
     </w:p>
     <w:p>
@@ -1751,7 +1978,7 @@
           <w:rFonts w:ascii="Consolas" w:hAnsi="Consolas"/>
           <w:sz w:val="18"/>
         </w:rPr>
-        <w:t>PPO active vs synthetic EqualWeight (ensemble):</w:t>
+        <w:t>Cash-drag decomposition: IR vs both EW variants</w:t>
       </w:r>
     </w:p>
     <w:p>
@@ -1760,13 +1987,7 @@
           <w:rFonts w:ascii="Consolas" w:hAnsi="Consolas"/>
           <w:sz w:val="18"/>
         </w:rPr>
-        <w:t xml:space="preserve">  Active_bps = -0.31  TE_bps = 4.74  IR = -1.046  t_NW = -2.68  p_NW = 0.007</w:t>
-      </w:r>
-    </w:p>
-    <w:p/>
-    <w:p>
-      <w:r>
-        <w:t>Phase 3 IC = 0.40 (realised IC on trade slice = 0.20):</w:t>
+        <w:t xml:space="preserve">  Strategy                IR vs EW (no cash)   IR vs EW_w_Cash   Delta (= cash drag)</w:t>
       </w:r>
     </w:p>
     <w:p>
@@ -1775,7 +1996,13 @@
           <w:rFonts w:ascii="Consolas" w:hAnsi="Consolas"/>
           <w:sz w:val="18"/>
         </w:rPr>
-        <w:t>============================================================</w:t>
+        <w:t xml:space="preserve">  PPO                                -1.046             +0.367              -1.413</w:t>
+      </w:r>
+    </w:p>
+    <w:p/>
+    <w:p>
+      <w:r>
+        <w:t>Phase 3 IC = 0.40 (realised IC ≈ 0.37 at rebalance days) — corrected:</w:t>
       </w:r>
     </w:p>
     <w:p>
@@ -1784,7 +2011,7 @@
           <w:rFonts w:ascii="Consolas" w:hAnsi="Consolas"/>
           <w:sz w:val="18"/>
         </w:rPr>
-        <w:t>Strategy          CumReturn     Sharpe      MaxDD</w:t>
+        <w:t>Active-return statistics vs EqualWeight_w_Cash</w:t>
       </w:r>
     </w:p>
     <w:p>
@@ -1793,52 +2020,7 @@
           <w:rFonts w:ascii="Consolas" w:hAnsi="Consolas"/>
           <w:sz w:val="18"/>
         </w:rPr>
-        <w:t>------------------------------------------------------------</w:t>
-      </w:r>
-    </w:p>
-    <w:p>
-      <w:r>
-        <w:rPr>
-          <w:rFonts w:ascii="Consolas" w:hAnsi="Consolas"/>
-          <w:sz w:val="18"/>
-        </w:rPr>
-        <w:t>PPO                  89.86%      1.165    -14.27%</w:t>
-      </w:r>
-    </w:p>
-    <w:p>
-      <w:r>
-        <w:rPr>
-          <w:rFonts w:ascii="Consolas" w:hAnsi="Consolas"/>
-          <w:sz w:val="18"/>
-        </w:rPr>
-        <w:t>MinVariance          16.35%      0.669    -11.81%</w:t>
-      </w:r>
-    </w:p>
-    <w:p>
-      <w:r>
-        <w:rPr>
-          <w:rFonts w:ascii="Consolas" w:hAnsi="Consolas"/>
-          <w:sz w:val="18"/>
-        </w:rPr>
-        <w:t>EqualWeight         100.39%      1.193    -14.16%</w:t>
-      </w:r>
-    </w:p>
-    <w:p>
-      <w:r>
-        <w:rPr>
-          <w:rFonts w:ascii="Consolas" w:hAnsi="Consolas"/>
-          <w:sz w:val="18"/>
-        </w:rPr>
-        <w:t>EqualWeight_w_Cash       91.08%      1.193    -13.20%</w:t>
-      </w:r>
-    </w:p>
-    <w:p>
-      <w:r>
-        <w:rPr>
-          <w:rFonts w:ascii="Consolas" w:hAnsi="Consolas"/>
-          <w:sz w:val="18"/>
-        </w:rPr>
-        <w:t>============================================================</w:t>
+        <w:t xml:space="preserve">  PPO:   Active_bps=-0.04  TE_bps=2.82  IR=-0.214  t_NW=-0.54  p_NW=0.590</w:t>
       </w:r>
     </w:p>
     <w:p>
@@ -1855,7 +2037,7 @@
           <w:rFonts w:ascii="Consolas" w:hAnsi="Consolas"/>
           <w:sz w:val="18"/>
         </w:rPr>
-        <w:t>PPO active vs synthetic EqualWeight (ensemble):</w:t>
+        <w:t>Cash-drag decomposition: IR vs both EW variants</w:t>
       </w:r>
     </w:p>
     <w:p>
@@ -1864,13 +2046,22 @@
           <w:rFonts w:ascii="Consolas" w:hAnsi="Consolas"/>
           <w:sz w:val="18"/>
         </w:rPr>
-        <w:t xml:space="preserve">  Active_bps = -0.39  TE_bps = 4.68  IR = -1.322  t_NW = -3.29  p_NW = 0.001</w:t>
+        <w:t xml:space="preserve">  Strategy                IR vs EW (no cash)   IR vs EW_w_Cash   Delta (= cash drag)</w:t>
+      </w:r>
+    </w:p>
+    <w:p>
+      <w:r>
+        <w:rPr>
+          <w:rFonts w:ascii="Consolas" w:hAnsi="Consolas"/>
+          <w:sz w:val="18"/>
+        </w:rPr>
+        <w:t xml:space="preserve">  PPO                                -1.322             -0.214              -1.107</w:t>
       </w:r>
     </w:p>
     <w:p/>
     <w:p>
       <w:r>
-        <w:t>Phase 3a theoretical IR ceiling (excerpt):</w:t>
+        <w:t>Phase 3a theoretical IR ceiling (excerpt, unchanged):</w:t>
       </w:r>
     </w:p>
     <w:p>
@@ -1942,817 +2133,32 @@
         <w:pStyle w:val="Heading1"/>
       </w:pPr>
       <w:r>
-        <w:t>6. Action-Geometry Diagnostic Across Phases</w:t>
+        <w:t>8. Corrected Conclusions and Deployable Decision</w:t>
       </w:r>
     </w:p>
     <w:p>
       <w:r>
-        <w:t>The inspect_action_range.py diagnostic was run on every saved weights file. The headline columns track how aggressively the policy tilts vs equal weight: implied logit spread at the 99th percentile (1.0 was the legacy box cap), L1 distance from equal weight, and the fraction of days where weights sit within 0.05 L1 of equal weight.</w:t>
-      </w:r>
-    </w:p>
-    <w:tbl>
-      <w:tblPr>
-        <w:tblStyle w:val="LightGrid-Accent1"/>
-        <w:tblW w:type="auto" w:w="0"/>
-        <w:tblLook w:firstColumn="1" w:firstRow="1" w:lastColumn="0" w:lastRow="0" w:noHBand="0" w:noVBand="1" w:val="04A0"/>
-      </w:tblPr>
-      <w:tblGrid>
-        <w:gridCol w:w="2493"/>
-        <w:gridCol w:w="2493"/>
-        <w:gridCol w:w="2493"/>
-        <w:gridCol w:w="2493"/>
-      </w:tblGrid>
-      <w:tr>
-        <w:tc>
-          <w:tcPr>
-            <w:tcW w:type="dxa" w:w="2493"/>
-          </w:tcPr>
-          <w:p>
-            <w:r>
-              <w:rPr>
-                <w:b/>
-              </w:rPr>
-              <w:t>Phase / configuration</w:t>
-            </w:r>
-          </w:p>
-        </w:tc>
-        <w:tc>
-          <w:tcPr>
-            <w:tcW w:type="dxa" w:w="2493"/>
-          </w:tcPr>
-          <w:p>
-            <w:r>
-              <w:rPr>
-                <w:b/>
-              </w:rPr>
-              <w:t>Spread p99</w:t>
-            </w:r>
-          </w:p>
-        </w:tc>
-        <w:tc>
-          <w:tcPr>
-            <w:tcW w:type="dxa" w:w="2493"/>
-          </w:tcPr>
-          <w:p>
-            <w:r>
-              <w:rPr>
-                <w:b/>
-              </w:rPr>
-              <w:t>L1 p99</w:t>
-            </w:r>
-          </w:p>
-        </w:tc>
-        <w:tc>
-          <w:tcPr>
-            <w:tcW w:type="dxa" w:w="2493"/>
-          </w:tcPr>
-          <w:p>
-            <w:r>
-              <w:rPr>
-                <w:b/>
-              </w:rPr>
-              <w:t>% within L1 &lt; 0.05 of EW</w:t>
-            </w:r>
-          </w:p>
-        </w:tc>
-      </w:tr>
-      <w:tr>
-        <w:tc>
-          <w:tcPr>
-            <w:tcW w:type="dxa" w:w="2493"/>
-          </w:tcPr>
-          <w:p>
-            <w:r>
-              <w:t>Historical (pre-fix, alpha_iv arm)</w:t>
-            </w:r>
-          </w:p>
-        </w:tc>
-        <w:tc>
-          <w:tcPr>
-            <w:tcW w:type="dxa" w:w="2493"/>
-          </w:tcPr>
-          <w:p>
-            <w:r>
-              <w:t>1.000</w:t>
-            </w:r>
-          </w:p>
-        </w:tc>
-        <w:tc>
-          <w:tcPr>
-            <w:tcW w:type="dxa" w:w="2493"/>
-          </w:tcPr>
-          <w:p>
-            <w:r>
-              <w:t>n/a</w:t>
-            </w:r>
-          </w:p>
-        </w:tc>
-        <w:tc>
-          <w:tcPr>
-            <w:tcW w:type="dxa" w:w="2493"/>
-          </w:tcPr>
-          <w:p>
-            <w:r>
-              <w:t>n/a</w:t>
-            </w:r>
-          </w:p>
-        </w:tc>
-      </w:tr>
-      <w:tr>
-        <w:tc>
-          <w:tcPr>
-            <w:tcW w:type="dxa" w:w="2493"/>
-          </w:tcPr>
-          <w:p>
-            <w:r>
-              <w:t>Triage 2A (scale=1, log_return)</w:t>
-            </w:r>
-          </w:p>
-        </w:tc>
-        <w:tc>
-          <w:tcPr>
-            <w:tcW w:type="dxa" w:w="2493"/>
-          </w:tcPr>
-          <w:p>
-            <w:r>
-              <w:t>0.323</w:t>
-            </w:r>
-          </w:p>
-        </w:tc>
-        <w:tc>
-          <w:tcPr>
-            <w:tcW w:type="dxa" w:w="2493"/>
-          </w:tcPr>
-          <w:p>
-            <w:r>
-              <w:t>0.083</w:t>
-            </w:r>
-          </w:p>
-        </w:tc>
-        <w:tc>
-          <w:tcPr>
-            <w:tcW w:type="dxa" w:w="2493"/>
-          </w:tcPr>
-          <w:p>
-            <w:r>
-              <w:t>86.6%</w:t>
-            </w:r>
-          </w:p>
-        </w:tc>
-      </w:tr>
-      <w:tr>
-        <w:tc>
-          <w:tcPr>
-            <w:tcW w:type="dxa" w:w="2493"/>
-          </w:tcPr>
-          <w:p>
-            <w:r>
-              <w:t>Triage 2B (scale=3, log_return)</w:t>
-            </w:r>
-          </w:p>
-        </w:tc>
-        <w:tc>
-          <w:tcPr>
-            <w:tcW w:type="dxa" w:w="2493"/>
-          </w:tcPr>
-          <w:p>
-            <w:r>
-              <w:t>3.345</w:t>
-            </w:r>
-          </w:p>
-        </w:tc>
-        <w:tc>
-          <w:tcPr>
-            <w:tcW w:type="dxa" w:w="2493"/>
-          </w:tcPr>
-          <w:p>
-            <w:r>
-              <w:t>0.663</w:t>
-            </w:r>
-          </w:p>
-        </w:tc>
-        <w:tc>
-          <w:tcPr>
-            <w:tcW w:type="dxa" w:w="2493"/>
-          </w:tcPr>
-          <w:p>
-            <w:r>
-              <w:t>0.0%</w:t>
-            </w:r>
-          </w:p>
-        </w:tc>
-      </w:tr>
-      <w:tr>
-        <w:tc>
-          <w:tcPr>
-            <w:tcW w:type="dxa" w:w="2493"/>
-          </w:tcPr>
-          <w:p>
-            <w:r>
-              <w:t>Triage 3 (scale=3, article_bench, sharpe-sel)</w:t>
-            </w:r>
-          </w:p>
-        </w:tc>
-        <w:tc>
-          <w:tcPr>
-            <w:tcW w:type="dxa" w:w="2493"/>
-          </w:tcPr>
-          <w:p>
-            <w:r>
-              <w:t>0.211</w:t>
-            </w:r>
-          </w:p>
-        </w:tc>
-        <w:tc>
-          <w:tcPr>
-            <w:tcW w:type="dxa" w:w="2493"/>
-          </w:tcPr>
-          <w:p>
-            <w:r>
-              <w:t>0.053</w:t>
-            </w:r>
-          </w:p>
-        </w:tc>
-        <w:tc>
-          <w:tcPr>
-            <w:tcW w:type="dxa" w:w="2493"/>
-          </w:tcPr>
-          <w:p>
-            <w:r>
-              <w:t>97.2%</w:t>
-            </w:r>
-          </w:p>
-        </w:tc>
-      </w:tr>
-      <w:tr>
-        <w:tc>
-          <w:tcPr>
-            <w:tcW w:type="dxa" w:w="2493"/>
-          </w:tcPr>
-          <w:p>
-            <w:r>
-              <w:t>Triage 4 (scale=3, art_bench, g=0.9, sharpe-sel)</w:t>
-            </w:r>
-          </w:p>
-        </w:tc>
-        <w:tc>
-          <w:tcPr>
-            <w:tcW w:type="dxa" w:w="2493"/>
-          </w:tcPr>
-          <w:p>
-            <w:r>
-              <w:t>0.280</w:t>
-            </w:r>
-          </w:p>
-        </w:tc>
-        <w:tc>
-          <w:tcPr>
-            <w:tcW w:type="dxa" w:w="2493"/>
-          </w:tcPr>
-          <w:p>
-            <w:r>
-              <w:t>0.075</w:t>
-            </w:r>
-          </w:p>
-        </w:tc>
-        <w:tc>
-          <w:tcPr>
-            <w:tcW w:type="dxa" w:w="2493"/>
-          </w:tcPr>
-          <w:p>
-            <w:r>
-              <w:t>63.2%</w:t>
-            </w:r>
-          </w:p>
-        </w:tc>
-      </w:tr>
-      <w:tr>
-        <w:tc>
-          <w:tcPr>
-            <w:tcW w:type="dxa" w:w="2493"/>
-          </w:tcPr>
-          <w:p>
-            <w:r>
-              <w:t>Test 3 IR-sel (single seed)</w:t>
-            </w:r>
-          </w:p>
-        </w:tc>
-        <w:tc>
-          <w:tcPr>
-            <w:tcW w:type="dxa" w:w="2493"/>
-          </w:tcPr>
-          <w:p>
-            <w:r>
-              <w:t>3.193</w:t>
-            </w:r>
-          </w:p>
-        </w:tc>
-        <w:tc>
-          <w:tcPr>
-            <w:tcW w:type="dxa" w:w="2493"/>
-          </w:tcPr>
-          <w:p>
-            <w:r>
-              <w:t>0.792</w:t>
-            </w:r>
-          </w:p>
-        </w:tc>
-        <w:tc>
-          <w:tcPr>
-            <w:tcW w:type="dxa" w:w="2493"/>
-          </w:tcPr>
-          <w:p>
-            <w:r>
-              <w:t>0.0%</w:t>
-            </w:r>
-          </w:p>
-        </w:tc>
-      </w:tr>
-      <w:tr>
-        <w:tc>
-          <w:tcPr>
-            <w:tcW w:type="dxa" w:w="2493"/>
-          </w:tcPr>
-          <w:p>
-            <w:r>
-              <w:t>Test 4 IR-sel (single seed)</w:t>
-            </w:r>
-          </w:p>
-        </w:tc>
-        <w:tc>
-          <w:tcPr>
-            <w:tcW w:type="dxa" w:w="2493"/>
-          </w:tcPr>
-          <w:p>
-            <w:r>
-              <w:t>3.070</w:t>
-            </w:r>
-          </w:p>
-        </w:tc>
-        <w:tc>
-          <w:tcPr>
-            <w:tcW w:type="dxa" w:w="2493"/>
-          </w:tcPr>
-          <w:p>
-            <w:r>
-              <w:t>0.739</w:t>
-            </w:r>
-          </w:p>
-        </w:tc>
-        <w:tc>
-          <w:tcPr>
-            <w:tcW w:type="dxa" w:w="2493"/>
-          </w:tcPr>
-          <w:p>
-            <w:r>
-              <w:t>0.0%</w:t>
-            </w:r>
-          </w:p>
-        </w:tc>
-      </w:tr>
-      <w:tr>
-        <w:tc>
-          <w:tcPr>
-            <w:tcW w:type="dxa" w:w="2493"/>
-          </w:tcPr>
-          <w:p>
-            <w:r>
-              <w:t>Phase 1 (daily 5-seed)</w:t>
-            </w:r>
-          </w:p>
-        </w:tc>
-        <w:tc>
-          <w:tcPr>
-            <w:tcW w:type="dxa" w:w="2493"/>
-          </w:tcPr>
-          <w:p>
-            <w:r>
-              <w:t>0.676</w:t>
-            </w:r>
-          </w:p>
-        </w:tc>
-        <w:tc>
-          <w:tcPr>
-            <w:tcW w:type="dxa" w:w="2493"/>
-          </w:tcPr>
-          <w:p>
-            <w:r>
-              <w:t>0.156</w:t>
-            </w:r>
-          </w:p>
-        </w:tc>
-        <w:tc>
-          <w:tcPr>
-            <w:tcW w:type="dxa" w:w="2493"/>
-          </w:tcPr>
-          <w:p>
-            <w:r>
-              <w:t>2.6%</w:t>
-            </w:r>
-          </w:p>
-        </w:tc>
-      </w:tr>
-      <w:tr>
-        <w:tc>
-          <w:tcPr>
-            <w:tcW w:type="dxa" w:w="2493"/>
-          </w:tcPr>
-          <w:p>
-            <w:r>
-              <w:t>Phase 4 (weekly 5-seed)</w:t>
-            </w:r>
-          </w:p>
-        </w:tc>
-        <w:tc>
-          <w:tcPr>
-            <w:tcW w:type="dxa" w:w="2493"/>
-          </w:tcPr>
-          <w:p>
-            <w:r>
-              <w:t>0.531</w:t>
-            </w:r>
-          </w:p>
-        </w:tc>
-        <w:tc>
-          <w:tcPr>
-            <w:tcW w:type="dxa" w:w="2493"/>
-          </w:tcPr>
-          <w:p>
-            <w:r>
-              <w:t>0.110</w:t>
-            </w:r>
-          </w:p>
-        </w:tc>
-        <w:tc>
-          <w:tcPr>
-            <w:tcW w:type="dxa" w:w="2493"/>
-          </w:tcPr>
-          <w:p>
-            <w:r>
-              <w:t>3.0%</w:t>
-            </w:r>
-          </w:p>
-        </w:tc>
-      </w:tr>
-      <w:tr>
-        <w:tc>
-          <w:tcPr>
-            <w:tcW w:type="dxa" w:w="2493"/>
-          </w:tcPr>
-          <w:p>
-            <w:r>
-              <w:t>Phase 3 placebo (synthetic IC=0, weekly)</w:t>
-            </w:r>
-          </w:p>
-        </w:tc>
-        <w:tc>
-          <w:tcPr>
-            <w:tcW w:type="dxa" w:w="2493"/>
-          </w:tcPr>
-          <w:p>
-            <w:r>
-              <w:t>0.727</w:t>
-            </w:r>
-          </w:p>
-        </w:tc>
-        <w:tc>
-          <w:tcPr>
-            <w:tcW w:type="dxa" w:w="2493"/>
-          </w:tcPr>
-          <w:p>
-            <w:r>
-              <w:t>n/a</w:t>
-            </w:r>
-          </w:p>
-        </w:tc>
-        <w:tc>
-          <w:tcPr>
-            <w:tcW w:type="dxa" w:w="2493"/>
-          </w:tcPr>
-          <w:p>
-            <w:r>
-              <w:t>31.9%</w:t>
-            </w:r>
-          </w:p>
-        </w:tc>
-      </w:tr>
-      <w:tr>
-        <w:tc>
-          <w:tcPr>
-            <w:tcW w:type="dxa" w:w="2493"/>
-          </w:tcPr>
-          <w:p>
-            <w:r>
-              <w:t>Phase 3 IC=0.40 (weekly)</w:t>
-            </w:r>
-          </w:p>
-        </w:tc>
-        <w:tc>
-          <w:tcPr>
-            <w:tcW w:type="dxa" w:w="2493"/>
-          </w:tcPr>
-          <w:p>
-            <w:r>
-              <w:t>0.719</w:t>
-            </w:r>
-          </w:p>
-        </w:tc>
-        <w:tc>
-          <w:tcPr>
-            <w:tcW w:type="dxa" w:w="2493"/>
-          </w:tcPr>
-          <w:p>
-            <w:r>
-              <w:t>n/a</w:t>
-            </w:r>
-          </w:p>
-        </w:tc>
-        <w:tc>
-          <w:tcPr>
-            <w:tcW w:type="dxa" w:w="2493"/>
-          </w:tcPr>
-          <w:p>
-            <w:r>
-              <w:t>6.2%</w:t>
-            </w:r>
-          </w:p>
-        </w:tc>
-      </w:tr>
-    </w:tbl>
-    <w:p/>
-    <w:p>
-      <w:r>
-        <w:t>Two observations from this table. First, the policy DOES tilt under article_benchmark plus IR-selection — Triage rows for the single-seed IR-selected arms show large active tilts (L1 around 0.7) compared to the sharpe-selected arms (L1 around 0.05). The IR selection switch worked as intended at the action-geometry level. Second, the weekly cadence regularised the policy compared to the daily arm: L1 dropped from 0.156 to 0.110, and the near-EW share rose slightly. The cadence is doing what METHODOLOGY Appendix A.4.3 predicted (implicit robustness pressure) — but it does not move the IR.</w:t>
-      </w:r>
-    </w:p>
-    <w:p>
-      <w:pPr>
-        <w:pStyle w:val="Heading1"/>
-      </w:pPr>
-      <w:r>
-        <w:t>7. The Pipeline-Pathology Finding</w:t>
+        <w:t>Four substantive conclusions from this session, in decreasing order of confidence.</w:t>
       </w:r>
     </w:p>
     <w:p>
       <w:r>
-        <w:t>The Phase 3 placebo test was pre-registered by the analyst as non-negotiable: if the pipeline reports a non-zero IR on data synthesised with planted IC equal to zero, no other result is interpretable until the pipeline is calibrated. The placebo result (ensemble IR = negative 1.046, p_NW = 0.007) shows the pipeline does not pass that test.</w:t>
+        <w:t>First, the pipeline IS calibrated against the correct benchmark. The placebo IR is plus 0.37 with p = 0.36 — within noise of zero. There is no structural negative bias. The first version of this memo claimed there was; that claim is withdrawn.</w:t>
       </w:r>
     </w:p>
     <w:p>
       <w:r>
-        <w:t>The placebo IR is statistically distinguishable from zero. The ensemble mean is negative; the two individual seeds (-0.68 and -1.25) are both negative. The action-geometry diagnostic confirms the policy IS tilting (logit spread p99 = 0.73, near-EW share = 31.9 percent), so this is not a degenerate-policy artifact — the negative IR is produced by an actively-tilting policy whose tilts happen to systematically lose value vs the synthetic EW benchmark.</w:t>
+        <w:t>Second, the pipeline does NOT demonstrate detection capacity at realised cross-sectional rank-IC of approximately 0.37. The IC = 0.40 synthetic arm produced an IR of negative 0.21 against an achievable ceiling of approximately plus 20 from the 3a Monte Carlo. The pipeline does not extract the planted signal, but it does not invert it either: it produces approximately the same null distribution on both placebo and strong-signal data.</w:t>
       </w:r>
     </w:p>
     <w:p>
       <w:r>
-        <w:t>The IC = 0.40 follow-up confirms the diagnosis. The realised cross-sectional rank-IC on the trade slice (after block bootstrap dilution) was +0.20, against which the 3a Monte Carlo says a perfect-information strategy would achieve median IR around +10. The pipeline's recovered IR was negative 1.32. Pipeline efficiency at the realised IC is therefore negative 12.9 percent — the pipeline does not just lose signal, it inverts it.</w:t>
+        <w:t>Third, the real-data results (Phase 1 and Phase 4) sit within the placebo's noise band. With the corrected benchmark, Phase 1 IR is plus 0.32 and Phase 4 IR is plus 0.52 — both indistinguishable from zero (p &gt; 0.19). Whatever signal the real features carry, the pipeline does not extract enough to reach statistical significance at this sample length.</w:t>
       </w:r>
     </w:p>
     <w:p>
       <w:r>
-        <w:t>The candidate mechanisms for this negative bias, in approximate cost-of-debug order, are listed below. These are documented hypotheses; none has been ruled in or out by this session.</w:t>
-      </w:r>
-    </w:p>
-    <w:tbl>
-      <w:tblPr>
-        <w:tblStyle w:val="LightGrid-Accent1"/>
-        <w:tblW w:type="auto" w:w="0"/>
-        <w:tblLook w:firstColumn="1" w:firstRow="1" w:lastColumn="0" w:lastRow="0" w:noHBand="0" w:noVBand="1" w:val="04A0"/>
-      </w:tblPr>
-      <w:tblGrid>
-        <w:gridCol w:w="3324"/>
-        <w:gridCol w:w="3324"/>
-        <w:gridCol w:w="3324"/>
-      </w:tblGrid>
-      <w:tr>
-        <w:tc>
-          <w:tcPr>
-            <w:tcW w:type="dxa" w:w="3324"/>
-          </w:tcPr>
-          <w:p>
-            <w:r>
-              <w:rPr>
-                <w:b/>
-              </w:rPr>
-              <w:t>#</w:t>
-            </w:r>
-          </w:p>
-        </w:tc>
-        <w:tc>
-          <w:tcPr>
-            <w:tcW w:type="dxa" w:w="3324"/>
-          </w:tcPr>
-          <w:p>
-            <w:r>
-              <w:rPr>
-                <w:b/>
-              </w:rPr>
-              <w:t>Candidate mechanism</w:t>
-            </w:r>
-          </w:p>
-        </w:tc>
-        <w:tc>
-          <w:tcPr>
-            <w:tcW w:type="dxa" w:w="3324"/>
-          </w:tcPr>
-          <w:p>
-            <w:r>
-              <w:rPr>
-                <w:b/>
-              </w:rPr>
-              <w:t>Cheap test</w:t>
-            </w:r>
-          </w:p>
-        </w:tc>
-      </w:tr>
-      <w:tr>
-        <w:tc>
-          <w:tcPr>
-            <w:tcW w:type="dxa" w:w="3324"/>
-          </w:tcPr>
-          <w:p>
-            <w:r>
-              <w:t>1</w:t>
-            </w:r>
-          </w:p>
-        </w:tc>
-        <w:tc>
-          <w:tcPr>
-            <w:tcW w:type="dxa" w:w="3324"/>
-          </w:tcPr>
-          <w:p>
-            <w:r>
-              <w:t>IR-selection overfits on a small validation sample. With val_fraction = 0.1 and 17 years of training data, the val slice is roughly 1.7 years (~430 daily bars). The IR sampling-error stdev on that slice is around 1/sqrt(1.7) ~ 0.77, comparable in magnitude to the signal it selects on; selected checkpoints likely anti-correlate OOS.</w:t>
-            </w:r>
-          </w:p>
-        </w:tc>
-        <w:tc>
-          <w:tcPr>
-            <w:tcW w:type="dxa" w:w="3324"/>
-          </w:tcPr>
-          <w:p>
-            <w:r>
-              <w:t>Raise val_fraction to 0.3; rerun the placebo. If placebo IR moves toward zero, root cause is selection-on-noise.</w:t>
-            </w:r>
-          </w:p>
-        </w:tc>
-      </w:tr>
-      <w:tr>
-        <w:tc>
-          <w:tcPr>
-            <w:tcW w:type="dxa" w:w="3324"/>
-          </w:tcPr>
-          <w:p>
-            <w:r>
-              <w:t>2</w:t>
-            </w:r>
-          </w:p>
-        </w:tc>
-        <w:tc>
-          <w:tcPr>
-            <w:tcW w:type="dxa" w:w="3324"/>
-          </w:tcPr>
-          <w:p>
-            <w:r>
-              <w:t>Long-only softmax weights give up the daily-rebalancing arithmetic-geometric premium. A concentrated portfolio of correlated, above-average-vol assets has a structural geometric-mean disadvantage vs daily-rebalanced 1/N — present even on random tilts.</w:t>
-            </w:r>
-          </w:p>
-        </w:tc>
-        <w:tc>
-          <w:tcPr>
-            <w:tcW w:type="dxa" w:w="3324"/>
-          </w:tcPr>
-          <w:p>
-            <w:r>
-              <w:t>Compare IR of a constant random-tilt portfolio held weekly vs daily EW on the placebo data. Quantify the rebalancing-premium gap.</w:t>
-            </w:r>
-          </w:p>
-        </w:tc>
-      </w:tr>
-      <w:tr>
-        <w:tc>
-          <w:tcPr>
-            <w:tcW w:type="dxa" w:w="3324"/>
-          </w:tcPr>
-          <w:p>
-            <w:r>
-              <w:t>3</w:t>
-            </w:r>
-          </w:p>
-        </w:tc>
-        <w:tc>
-          <w:tcPr>
-            <w:tcW w:type="dxa" w:w="3324"/>
-          </w:tcPr>
-          <w:p>
-            <w:r>
-              <w:t>Feature scaling or encoder asymmetry: alpha_signal is one of 27 features in the state. The per-asset shared encoder must learn to attend to it from raw gradient signal alone, which may exceed the encoder's capacity on a 5-year training window.</w:t>
-            </w:r>
-          </w:p>
-        </w:tc>
-        <w:tc>
-          <w:tcPr>
-            <w:tcW w:type="dxa" w:w="3324"/>
-          </w:tcPr>
-          <w:p>
-            <w:r>
-              <w:t>Train an arm where alpha_signal is the ONLY per-asset feature in the state. If IR recovers materially, attention capacity is the binding constraint.</w:t>
-            </w:r>
-          </w:p>
-        </w:tc>
-      </w:tr>
-      <w:tr>
-        <w:tc>
-          <w:tcPr>
-            <w:tcW w:type="dxa" w:w="3324"/>
-          </w:tcPr>
-          <w:p>
-            <w:r>
-              <w:t>4</w:t>
-            </w:r>
-          </w:p>
-        </w:tc>
-        <w:tc>
-          <w:tcPr>
-            <w:tcW w:type="dxa" w:w="3324"/>
-          </w:tcPr>
-          <w:p>
-            <w:r>
-              <w:t>VecNormalize observation normalisation may flatten alpha_signal's informative cross-sectional dispersion if its time-series stats drift between train and trade.</w:t>
-            </w:r>
-          </w:p>
-        </w:tc>
-        <w:tc>
-          <w:tcPr>
-            <w:tcW w:type="dxa" w:w="3324"/>
-          </w:tcPr>
-          <w:p>
-            <w:r>
-              <w:t>Disable observation normalisation for one synthetic-IC run; if recovered IR improves, normalisation is mis-handling the planted feature.</w:t>
-            </w:r>
-          </w:p>
-        </w:tc>
-      </w:tr>
-      <w:tr>
-        <w:tc>
-          <w:tcPr>
-            <w:tcW w:type="dxa" w:w="3324"/>
-          </w:tcPr>
-          <w:p>
-            <w:r>
-              <w:t>5</w:t>
-            </w:r>
-          </w:p>
-        </w:tc>
-        <w:tc>
-          <w:tcPr>
-            <w:tcW w:type="dxa" w:w="3324"/>
-          </w:tcPr>
-          <w:p>
-            <w:r>
-              <w:t>article_benchmark per-step reward signal-to-noise ratio: the per-bar difference between net return and benchmark return is small in absolute terms relative to the natural daily-return noise. The advantage estimator may not isolate the signal direction even when the policy is theoretically able to see it.</w:t>
-            </w:r>
-          </w:p>
-        </w:tc>
-        <w:tc>
-          <w:tcPr>
-            <w:tcW w:type="dxa" w:w="3324"/>
-          </w:tcPr>
-          <w:p>
-            <w:r>
-              <w:t>Compare placebo IR under article_benchmark vs article_absolute. If the absolute reward also produces negative-bias on noise, the issue is not the benchmark term.</w:t>
-            </w:r>
-          </w:p>
-        </w:tc>
-      </w:tr>
-    </w:tbl>
-    <w:p/>
-    <w:p>
-      <w:pPr>
-        <w:pStyle w:val="Heading1"/>
-      </w:pPr>
-      <w:r>
-        <w:t>8. Conclusions and Deployable Decision</w:t>
-      </w:r>
-    </w:p>
-    <w:p>
-      <w:r>
-        <w:t>Three substantive conclusions from this session, in decreasing order of confidence.</w:t>
-      </w:r>
-    </w:p>
-    <w:p>
-      <w:r>
-        <w:t>First, the deployable answer is EqualWeight_w_Cash with the turbulence gate as a tail-risk overlay. Annualised Sharpe 1.103, cumulative return 72.60 percent, maximum drawdown negative 14.97 percent. PPO does not beat that on this pipeline, and any active-management claim would now require evidence that the pipeline can detect signals at the IC levels the features plausibly carry — evidence the Phase 3 tests do not provide.</w:t>
-      </w:r>
-    </w:p>
-    <w:p>
-      <w:r>
-        <w:t>Second, the negative IR observed on real data (Phase 1 and Phase 4) should NOT be reported as 'active management leaks value on these features'. The placebo test establishes that the pipeline produces approximately the same negative IR on data that mathematically cannot carry any signal. The real-data result is consistent with anywhere from zero to substantial positive IC in the features; the pipeline is the binding constraint, not the universe.</w:t>
-      </w:r>
-    </w:p>
-    <w:p>
-      <w:r>
-        <w:t>Third, the genuinely valuable artifact produced in this session is the methodology infrastructure rather than any alpha claim. The leak-free walk-forward harness, drift-aware transaction costs, VecNormalize stats snapshot, IR-aligned model selection, HAC-corrected paired inference, per-seed dispersion reporting, env-time weekly cadence gate, theoretical-IR Monte Carlo, and block-bootstrap planted-signal generator — together with the pre-registered placebo test that uncovered the pipeline pathology — constitute a reproducible apparatus for evaluating deep-RL portfolio allocators. Few published comparisons in this literature run their pipelines against a calibrated placebo.</w:t>
+        <w:t>Fourth, the deployable answer is EqualWeight_w_Cash with the turbulence gate. Annualised Sharpe 1.103, cumulative return 72.60 percent, maximum drawdown negative 14.97 percent. PPO does not materially differ from it under any tested configuration. The publishable claim is bounded: 'real features carry less extractable IC than 0.37 in this design', not 'the features carry no signal' and not 'active management leaks value.'</w:t>
       </w:r>
     </w:p>
     <w:p>
@@ -2765,7 +2171,7 @@
     </w:p>
     <w:p>
       <w:r>
-        <w:t>Three options, ordered by analyst-flagged information value.</w:t>
+        <w:t>Two options. The corrected triage is sufficient to write up; the single targeted follow-up worth running is to test why the pipeline fails to extract the planted IC = 0.37.</w:t>
       </w:r>
     </w:p>
     <w:tbl>
@@ -2847,7 +2253,7 @@
           </w:tcPr>
           <w:p>
             <w:r>
-              <w:t>Frames the deliverable as 'leak-free pipeline + placebo discovers pipeline-pathology' rather than as a finance result. The four phases plus the 3a/3b calibration form the backbone.</w:t>
+              <w:t>Frame as: 'leak-free pipeline + properly powered placebo + cash-drag-corrected benchmark show no demonstrated alpha extraction at realised IC up to 0.37 from this PPO + article_benchmark + IR-sel pipeline on a 13-ETF universe. The deployable strategy is EqualWeight_w_Cash with the turbulence gate.'</w:t>
             </w:r>
           </w:p>
         </w:tc>
@@ -2859,7 +2265,7 @@
           </w:tcPr>
           <w:p>
             <w:r>
-              <w:t>B. Debug the pipeline pathology.</w:t>
+              <w:t>B. Single targeted follow-up: train an IC = 0.40 arm where alpha_signal is the ONLY per-asset feature in the state.</w:t>
             </w:r>
           </w:p>
         </w:tc>
@@ -2869,7 +2275,7 @@
           </w:tcPr>
           <w:p>
             <w:r>
-              <w:t>30 to 60 minutes per candidate</w:t>
+              <w:t>~30 minutes compute</w:t>
             </w:r>
           </w:p>
         </w:tc>
@@ -2879,7 +2285,7 @@
           </w:tcPr>
           <w:p>
             <w:r>
-              <w:t>Five candidate mechanisms in section 7. Cheapest single test: raise val_fraction from 0.1 to 0.3, rerun the placebo, see whether the negative IR moves toward zero. If it does, IR-selection overfit on small val sample is the root cause.</w:t>
+              <w:t>Tests whether the binding constraint is feature saliency in the 27-dimensional state vector. If recovered IR moves from approximately 0 to materially positive, the encoder cannot attend to alpha_signal among the other 26 features. That would be a clean, publishable mechanism for the null result on real data.</w:t>
             </w:r>
           </w:p>
         </w:tc>
@@ -2911,7 +2317,7 @@
           </w:tcPr>
           <w:p>
             <w:r>
-              <w:t>Run the val_fraction debug as a final calibration test. If placebo IR moves to ~0, redo Phase 4 with the larger val and produce a single combined writeup with the calibrated pipeline. If placebo stays negative, ship Option A with the candidate mechanisms as open questions.</w:t>
+              <w:t>Combined deliverable: methodology paper + one concrete diagnostic that identifies the binding constraint for future signal-extraction work.</w:t>
             </w:r>
           </w:p>
         </w:tc>
@@ -2919,8 +2325,16 @@
     </w:tbl>
     <w:p/>
     <w:p>
+      <w:pPr>
+        <w:pStyle w:val="Heading1"/>
+      </w:pPr>
       <w:r>
-        <w:t>The four-phase triage as designed and executed is complete. The pipeline-pathology finding was not the expected outcome but it is the cleanest result of the session — the kind of finding that only shows up because the placebo was pre-registered and the calibration was treated as non-negotiable rather than as an optional sanity check.</w:t>
+        <w:t>10. Closing note</w:t>
+      </w:r>
+    </w:p>
+    <w:p>
+      <w:r>
+        <w:t>The corrected triage is now closed with a defensible result. The pipeline-pathology rabbit hole was a false trail caught by the pre-registered placebo and the analyst's cash-drag observation — exactly what a calibrated evaluation infrastructure is supposed to do. The methodology infrastructure (leak-free walk-forward, drift-aware TC, IR-aligned model selection, HAC-corrected paired inference, per-seed dispersion, env-time weekly cadence, Monte Carlo theoretical ceiling, block-bootstrap planted-signal generator, cash-drag-aware benchmarking) is what makes the revision possible at all. Few published comparisons in this literature run their pipelines against a calibrated placebo and an apples-to-apples cash-inclusive benchmark.</w:t>
       </w:r>
     </w:p>
     <w:sectPr>

--- a/1-Introduction/PortfolioAllocation_paolo_impruvements/structural_priors/FINAL_RESULTS_SUMMARY.docx
+++ b/1-Introduction/PortfolioAllocation_paolo_impruvements/structural_priors/FINAL_RESULTS_SUMMARY.docx
@@ -934,7 +934,7 @@
           </w:tcPr>
           <w:p>
             <w:r>
-              <w:t>+0.92 (0.359)</w:t>
+              <w:t>+0.918 (0.359)</w:t>
             </w:r>
           </w:p>
         </w:tc>
@@ -986,7 +986,7 @@
           </w:tcPr>
           <w:p>
             <w:r>
-              <w:t>+1.29 (0.196)</w:t>
+              <w:t>+1.292 (0.196)</w:t>
             </w:r>
           </w:p>
         </w:tc>
@@ -1038,7 +1038,7 @@
           </w:tcPr>
           <w:p>
             <w:r>
-              <w:t>+0.92 (0.359)</w:t>
+              <w:t>+0.917 (0.359)</w:t>
             </w:r>
           </w:p>
         </w:tc>
@@ -1090,7 +1090,7 @@
           </w:tcPr>
           <w:p>
             <w:r>
-              <w:t>-0.54 (0.590)</w:t>
+              <w:t>-0.539 (0.590)</w:t>
             </w:r>
           </w:p>
         </w:tc>
@@ -1211,6 +1211,11 @@
       </w:tr>
     </w:tbl>
     <w:p/>
+    <w:p>
+      <w:r>
+        <w:t>Note on the t_NW values for Phase 1 and the placebo. Both round to 0.92 at two-decimal display precision (Phase 1 = 0.9179, placebo = 0.9167). This is a numerical coincidence, not a transcription error: the IRs (+0.323 vs +0.367) and TEs (4.55 vs 1.71 bps/day) differ materially, with the Newey-West standard errors landing at proportionally different values that produce nearly identical t-statistics. The p-values agree to three decimals as a knock-on.</w:t>
+      </w:r>
+    </w:p>
     <w:p>
       <w:pPr>
         <w:pStyle w:val="Heading1"/>
@@ -1505,6 +1510,11 @@
     <w:p>
       <w:r>
         <w:t>Average CASH weight per phase, computed from the saved weights files: Phase 1 = 6.64%, Phase 4 = 6.40%, placebo = 7.34%, IC=0.40 = 6.60%. All clustered near 7%, consistent with the structural drag mechanism.</w:t>
+      </w:r>
+    </w:p>
+    <w:p>
+      <w:r>
+        <w:t>Phase 4's drag delta of negative 1.484 is larger than the zero-skill EW_w_Cash reference of negative 1.103. The excess of approximately negative 0.38 IR is not cash drag — it is the transaction-cost plus variance drag induced by the policy's tilts. PPO's tilted positions have higher concentration than 1/(M+1) and pay turnover cost on each rebalance day; both effects compound to a small additional negative IR vs cash-free EW that EW_w_Cash does not pay.</w:t>
       </w:r>
     </w:p>
     <w:p>
@@ -2153,12 +2163,17 @@
     </w:p>
     <w:p>
       <w:r>
-        <w:t>Third, the real-data results (Phase 1 and Phase 4) sit within the placebo's noise band. With the corrected benchmark, Phase 1 IR is plus 0.32 and Phase 4 IR is plus 0.52 — both indistinguishable from zero (p &gt; 0.19). Whatever signal the real features carry, the pipeline does not extract enough to reach statistical significance at this sample length.</w:t>
+        <w:t>Caveat on this finding: it rests on two seeds of a single block-bootstrap draw. It is directionally credible — a perfect-info ceiling of approximately plus 20 IR missed entirely down to approximately zero is hard to explain by seed luck alone or by bootstrap-draw-specific structure — but a fully powered claim would need a second bootstrap draw and a larger seed pool. Option B in section 9 (alpha_signal as the only per-asset feature, approximately 30 minutes of compute) is precisely the cheap test that converts 'no detection observed' into a concrete mechanism: feature saliency loss in the 27-dimensional state vector.</w:t>
       </w:r>
     </w:p>
     <w:p>
       <w:r>
-        <w:t>Fourth, the deployable answer is EqualWeight_w_Cash with the turbulence gate. Annualised Sharpe 1.103, cumulative return 72.60 percent, maximum drawdown negative 14.97 percent. PPO does not materially differ from it under any tested configuration. The publishable claim is bounded: 'real features carry less extractable IC than 0.37 in this design', not 'the features carry no signal' and not 'active management leaks value.'</w:t>
+        <w:t>Third, the real-data results (Phase 1 and Phase 4) DO NOT bound the IC content of the real features. This is the subtle but important point. Phase 1 IR is plus 0.32 and Phase 4 IR is plus 0.52, both indistinguishable from zero — but the IC = 0.40 result establishes that this pipeline produces approximately the same null distribution whether the data carries planted IC = 0 or planted IC = 0.37. Real features could carry IC = 0.5 and this pipeline would still report IR approximately zero. The defensible claim is about the apparatus, not the features: this pipeline extracts no alpha from these features on the tested arms, and its demonstrated detection capacity is below realised IC approximately 0.37; real-feature IC content remains UNMEASURED by this design.</w:t>
+      </w:r>
+    </w:p>
+    <w:p>
+      <w:r>
+        <w:t>Fourth, the deployable answer is EqualWeight_w_Cash with the turbulence gate. Annualised Sharpe 1.103, cumulative return 72.60 percent, maximum drawdown negative 14.97 percent. PPO does not materially differ from it under any tested configuration. The publishable negative claim is bounded — 'this pipeline does not extract alpha from these features and its detection capacity is below realised IC approximately 0.37' — and notably does NOT say 'the features carry no signal' or 'active management leaks value.'</w:t>
       </w:r>
     </w:p>
     <w:p>
@@ -2253,7 +2268,7 @@
           </w:tcPr>
           <w:p>
             <w:r>
-              <w:t>Frame as: 'leak-free pipeline + properly powered placebo + cash-drag-corrected benchmark show no demonstrated alpha extraction at realised IC up to 0.37 from this PPO + article_benchmark + IR-sel pipeline on a 13-ETF universe. The deployable strategy is EqualWeight_w_Cash with the turbulence gate.'</w:t>
+              <w:t>Frame as: 'leak-free pipeline + properly powered placebo + cash-drag-corrected benchmark show this PPO + article_benchmark + IR-sel pipeline does NOT extract alpha from a 13-ETF universe AND has demonstrated detection capacity below realised IC approximately 0.37 (subject to a 2-seed-1-bootstrap caveat). Real-feature IC content is therefore unmeasured. The deployable strategy is EqualWeight_w_Cash with the turbulence gate.'</w:t>
             </w:r>
           </w:p>
         </w:tc>
@@ -2285,7 +2300,7 @@
           </w:tcPr>
           <w:p>
             <w:r>
-              <w:t>Tests whether the binding constraint is feature saliency in the 27-dimensional state vector. If recovered IR moves from approximately 0 to materially positive, the encoder cannot attend to alpha_signal among the other 26 features. That would be a clean, publishable mechanism for the null result on real data.</w:t>
+              <w:t>Tests whether the binding constraint is feature saliency in the 27-dimensional state vector. If recovered IR moves from approximately 0 to materially positive, the encoder cannot attend to alpha_signal among the other 26 features. That would be a clean, publishable mechanism for the null result on real data, and converts the under-caveated detection-failure conclusion into a concrete cause with a fix path.</w:t>
             </w:r>
           </w:p>
         </w:tc>
@@ -2297,7 +2312,7 @@
           </w:tcPr>
           <w:p>
             <w:r>
-              <w:t>C. Both, in sequence (recommended).</w:t>
+              <w:t>C. Both, B FIRST (RECOMMENDED, per analyst endorsement).</w:t>
             </w:r>
           </w:p>
         </w:tc>
@@ -2317,7 +2332,7 @@
           </w:tcPr>
           <w:p>
             <w:r>
-              <w:t>Combined deliverable: methodology paper + one concrete diagnostic that identifies the binding constraint for future signal-extraction work.</w:t>
+              <w:t>Combined deliverable: methodology paper plus one concrete diagnostic that identifies (or rules out) feature saliency as the binding constraint for future signal-extraction work. The analyst explicitly endorsed this option order.</w:t>
             </w:r>
           </w:p>
         </w:tc>
